--- a/Seminario de Sistemas/Clases/Clase 13 - Diseño de interfaces/Taller PI - Clase 13 - VetCare.docx
+++ b/Seminario de Sistemas/Clases/Clase 13 - Diseño de interfaces/Taller PI - Clase 13 - VetCare.docx
@@ -272,7 +272,7 @@
           <w:color w:val="2B2B2B"/>
           <w:sz w:val="22"/>
         </w:rPr>
-        <w:t>Paso 3. Diseñen la pantalla Buscar expediente resolviendo explicitamente el caso de resultados multiples: definan los tres criterios de busqueda, las columnas de la lista de resultados que permiten desambiguar y el mensaje exacto que se muestra cuando no hay ningun resultado.</w:t>
+        <w:t>Paso 3. Diseñen la pantalla Buscar expediente resolviendo explicitamente el caso de resultados multiples: definan los tres criterios de busqueda, las columnas de la lista de resultados que permiten distinguir una de otra y el mensaje exacto que se muestra cuando no hay ningun resultado.</w:t>
       </w:r>
     </w:p>
     <w:p>
